--- a/项目计划/项目计划最终版.docx
+++ b/项目计划/项目计划最终版.docx
@@ -175,7 +175,7 @@
                 <w:b w:val="0"/>
                 <w:sz w:val="21"/>
               </w:rPr>
-              <w:t>V0.9</w:t>
+              <w:t>V1.0</w:t>
             </w:r>
           </w:p>
         </w:tc>
@@ -215,7 +215,7 @@
                 <w:b w:val="0"/>
                 <w:sz w:val="21"/>
               </w:rPr>
-              <w:t>评审稿（待评审）</w:t>
+              <w:t>最终版（配置基线）</w:t>
             </w:r>
           </w:p>
         </w:tc>
@@ -587,6 +587,88 @@
           </w:p>
         </w:tc>
       </w:tr>
+      <w:tr>
+        <w:tc>
+          <w:tcPr>
+            <w:tcW w:type="dxa" w:w="1020"/>
+          </w:tcPr>
+          <w:p>
+            <w:r/>
+            <w:r>
+              <w:rPr>
+                <w:rFonts w:ascii="Times New Roman" w:hAnsi="Times New Roman" w:eastAsia="宋体"/>
+                <w:b w:val="0"/>
+                <w:sz w:val="18"/>
+              </w:rPr>
+              <w:t>V1.0</w:t>
+            </w:r>
+          </w:p>
+        </w:tc>
+        <w:tc>
+          <w:tcPr>
+            <w:tcW w:type="dxa" w:w="1247"/>
+          </w:tcPr>
+          <w:p>
+            <w:r/>
+            <w:r>
+              <w:rPr>
+                <w:rFonts w:ascii="Times New Roman" w:hAnsi="Times New Roman" w:eastAsia="宋体"/>
+                <w:b w:val="0"/>
+                <w:sz w:val="18"/>
+              </w:rPr>
+              <w:t>2026-10-26</w:t>
+            </w:r>
+          </w:p>
+        </w:tc>
+        <w:tc>
+          <w:tcPr>
+            <w:tcW w:type="dxa" w:w="3402"/>
+          </w:tcPr>
+          <w:p>
+            <w:r/>
+            <w:r>
+              <w:rPr>
+                <w:rFonts w:ascii="Times New Roman" w:hAnsi="Times New Roman" w:eastAsia="宋体"/>
+                <w:b w:val="0"/>
+                <w:sz w:val="18"/>
+              </w:rPr>
+              <w:t>评审通过，纳入变更单 CR-001，建立配置基线</w:t>
+            </w:r>
+          </w:p>
+        </w:tc>
+        <w:tc>
+          <w:tcPr>
+            <w:tcW w:type="dxa" w:w="1020"/>
+          </w:tcPr>
+          <w:p>
+            <w:r/>
+            <w:r>
+              <w:rPr>
+                <w:rFonts w:ascii="Times New Roman" w:hAnsi="Times New Roman" w:eastAsia="宋体"/>
+                <w:b w:val="0"/>
+                <w:sz w:val="18"/>
+              </w:rPr>
+              <w:t>第九组</w:t>
+            </w:r>
+          </w:p>
+        </w:tc>
+        <w:tc>
+          <w:tcPr>
+            <w:tcW w:type="dxa" w:w="1020"/>
+          </w:tcPr>
+          <w:p>
+            <w:r/>
+            <w:r>
+              <w:rPr>
+                <w:rFonts w:ascii="Times New Roman" w:hAnsi="Times New Roman" w:eastAsia="宋体"/>
+                <w:b w:val="0"/>
+                <w:sz w:val="18"/>
+              </w:rPr>
+              <w:t>通过</w:t>
+            </w:r>
+          </w:p>
+        </w:tc>
+      </w:tr>
     </w:tbl>
     <w:p>
       <w:pPr>
@@ -733,7 +815,7 @@
           <w:b w:val="0"/>
           <w:sz w:val="21"/>
         </w:rPr>
-        <w:t>本期范围以《需求规格说明书》（SRS-YN-JY-001）为准，纳入明确需求（分类 A）：功能需求 FR-001～FR-019，以及业务规则 BR-001～BR-011 对应的实现。</w:t>
+        <w:t>本期范围以《需求规格说明书》（SRS-YN-JY-001）为准，纳入明确需求（分类 A）：功能需求 FR-001～FR-019（另含经变更单 CR-001 批准新增的 FR-020 历史数据删除），以及业务规则 BR-001～BR-011 对应的实现。</w:t>
       </w:r>
     </w:p>
     <w:p>
@@ -759,7 +841,7 @@
           <w:b w:val="0"/>
           <w:sz w:val="21"/>
         </w:rPr>
-        <w:t>不在本期范围：待确认事项（SRS 第 9 章）中尚未闭环的内容，暂不纳入本期开发，待需求确认会后调整。</w:t>
+        <w:t>不在本期范围：无。</w:t>
       </w:r>
     </w:p>
     <w:p>
@@ -2068,7 +2150,7 @@
                 <w:b w:val="0"/>
                 <w:sz w:val="18"/>
               </w:rPr>
-              <w:t>开发</w:t>
+              <w:t>开发（含 FR-020）</w:t>
             </w:r>
           </w:p>
         </w:tc>
@@ -2826,7 +2908,7 @@
           <w:color w:val="52514E"/>
           <w:sz w:val="18"/>
         </w:rPr>
-        <w:t>注：以上进度为计划值，待评审确认后定稿。</w:t>
+        <w:t>注：编码实现阶段已包含经 CR-001 批准的 FR-020「历史数据删除」开发，该变更在阶段缓冲内吸收，不影响关键里程碑。</w:t>
       </w:r>
     </w:p>
     <w:p>
@@ -4281,7 +4363,7 @@
                 <w:b w:val="0"/>
                 <w:sz w:val="18"/>
               </w:rPr>
-              <w:t>V0.9</w:t>
+              <w:t>V1.0</w:t>
             </w:r>
           </w:p>
         </w:tc>
@@ -4297,7 +4379,7 @@
                 <w:b w:val="0"/>
                 <w:sz w:val="18"/>
               </w:rPr>
-              <w:t>待评审</w:t>
+              <w:t>计划基线</w:t>
             </w:r>
           </w:p>
         </w:tc>
@@ -4363,7 +4445,7 @@
                 <w:b w:val="0"/>
                 <w:sz w:val="18"/>
               </w:rPr>
-              <w:t>V0.9</w:t>
+              <w:t>V1.0</w:t>
             </w:r>
           </w:p>
         </w:tc>
@@ -4506,7 +4588,7 @@
           <w:b w:val="0"/>
           <w:sz w:val="21"/>
         </w:rPr>
-        <w:t>本计划以 git 仓库作为配置库，通过提交（commit）记录项目计划及其它配置项的版本演进历史。当前版本 V0.9 为评审稿，评审通过后升版至 V1.0 并建立基线。</w:t>
+        <w:t>本计划以 git 仓库作为配置库，通过提交（commit）记录项目计划及其它配置项的版本演进历史。当前版本 V1.0 为已评审通过的配置基线；基线变更须走变更控制流程。</w:t>
       </w:r>
     </w:p>
     <w:p>
@@ -4532,7 +4614,7 @@
           <w:b w:val="0"/>
           <w:sz w:val="21"/>
         </w:rPr>
-        <w:t>任何范围、进度、需求变更均须提交《项目变更单》，经评审、批准后方可实施，并在配置库中留痕。本期尚未发生变更。</w:t>
+        <w:t>任何范围、进度、需求变更均须提交《项目变更单》，经评审、批准后方可实施，并在配置库中留痕。本期已批准变更单 CR-001（新增 FR-020 历史数据删除），其内容已纳入本计划范围。</w:t>
       </w:r>
     </w:p>
     <w:sectPr>
